--- a/docs/documentos/T3_GRUPO_03.docx
+++ b/docs/documentos/T3_GRUPO_03.docx
@@ -15,8 +15,13 @@
         <w:pStyle w:val="Subttulo"/>
       </w:pPr>
       <w:r>
-        <w:t>Sistema de Gestión de Inventario y Almacén — Inti Wasi</w:t>
-      </w:r>
+        <w:t xml:space="preserve">Sistema de Gestión de Inventario y Almacén — Inti </w:t>
+      </w:r>
+      <w:proofErr w:type="spellStart"/>
+      <w:r>
+        <w:t>Wasi</w:t>
+      </w:r>
+      <w:proofErr w:type="spellEnd"/>
     </w:p>
     <w:p>
       <w:pPr>
@@ -63,8 +68,29 @@
         <w:t>Docente:</w:t>
       </w:r>
       <w:r>
-        <w:t xml:space="preserve"> Jhon Paul Anampa Garcia</w:t>
-      </w:r>
+        <w:t xml:space="preserve"> </w:t>
+      </w:r>
+      <w:proofErr w:type="spellStart"/>
+      <w:r>
+        <w:t>Jhon</w:t>
+      </w:r>
+      <w:proofErr w:type="spellEnd"/>
+      <w:r>
+        <w:t xml:space="preserve"> Paul </w:t>
+      </w:r>
+      <w:proofErr w:type="spellStart"/>
+      <w:r>
+        <w:t>Anampa</w:t>
+      </w:r>
+      <w:proofErr w:type="spellEnd"/>
+      <w:r>
+        <w:t xml:space="preserve"> </w:t>
+      </w:r>
+      <w:proofErr w:type="spellStart"/>
+      <w:r>
+        <w:t>Garcia</w:t>
+      </w:r>
+      <w:proofErr w:type="spellEnd"/>
     </w:p>
     <w:p>
       <w:pPr>
@@ -72,14 +98,60 @@
         <w:ind w:firstLine="0"/>
       </w:pPr>
       <w:r>
+        <w:t xml:space="preserve">Integrantes: Misael Andrés Vergara Morales; Kevin André de La Cruz </w:t>
+      </w:r>
+      <w:proofErr w:type="spellStart"/>
+      <w:r>
+        <w:t>Villugas</w:t>
+      </w:r>
+      <w:proofErr w:type="spellEnd"/>
+      <w:r>
+        <w:t xml:space="preserve">; </w:t>
+      </w:r>
+      <w:proofErr w:type="spellStart"/>
+      <w:r>
+        <w:t>Alvaro</w:t>
+      </w:r>
+      <w:proofErr w:type="spellEnd"/>
+      <w:r>
+        <w:t xml:space="preserve"> Luis </w:t>
+      </w:r>
+      <w:proofErr w:type="spellStart"/>
+      <w:r>
+        <w:t>Suica</w:t>
+      </w:r>
+      <w:proofErr w:type="spellEnd"/>
+      <w:r>
+        <w:t xml:space="preserve"> Salcedo; Israel Rodrigo Ochoa Mejía; </w:t>
+      </w:r>
+      <w:proofErr w:type="spellStart"/>
+      <w:r>
+        <w:t>Yul</w:t>
+      </w:r>
+      <w:proofErr w:type="spellEnd"/>
+      <w:r>
+        <w:t xml:space="preserve"> Alexander Retamozo </w:t>
+      </w:r>
+      <w:proofErr w:type="spellStart"/>
+      <w:r>
+        <w:t>Gutierrez</w:t>
+      </w:r>
+      <w:proofErr w:type="spellEnd"/>
+    </w:p>
+    <w:p>
+      <w:pPr>
+        <w:pStyle w:val="Portada"/>
+        <w:ind w:firstLine="0"/>
+      </w:pPr>
+      <w:r>
         <w:rPr>
           <w:b/>
           <w:bCs/>
         </w:rPr>
-        <w:t>Integrantes:</w:t>
-      </w:r>
-      <w:r>
-        <w:t xml:space="preserve"> Misael Andrés Vergara Morales; Kevin André de La Cruz Villugas; Alvaro Luis Suica Salcedo; Israel Rodrigo Ochoa Mejía; Yul Alexander Retamozo Gutierrez; Jorge Mateo Aylas Ynciso</w:t>
+        <w:t>Periodo académico:</w:t>
+      </w:r>
+      <w:r>
+        <w:t xml:space="preserve"> 2026</w:t>
       </w:r>
     </w:p>
     <w:p>
@@ -92,27 +164,16 @@
           <w:b/>
           <w:bCs/>
         </w:rPr>
-        <w:t>Periodo académico:</w:t>
-      </w:r>
-      <w:r>
-        <w:t xml:space="preserve"> 2026</w:t>
-      </w:r>
-    </w:p>
-    <w:p>
-      <w:pPr>
-        <w:pStyle w:val="Portada"/>
-        <w:ind w:firstLine="0"/>
-      </w:pPr>
-      <w:r>
-        <w:rPr>
-          <w:b/>
-          <w:bCs/>
-        </w:rPr>
         <w:t>Título del proyecto:</w:t>
       </w:r>
       <w:r>
-        <w:t xml:space="preserve"> Aplicación Web de Gestión de Inventario y Almacén — Inti Wasi</w:t>
-      </w:r>
+        <w:t xml:space="preserve"> Aplicación Web de Gestión de Inventario y Almacén — Inti </w:t>
+      </w:r>
+      <w:proofErr w:type="spellStart"/>
+      <w:r>
+        <w:t>Wasi</w:t>
+      </w:r>
+      <w:proofErr w:type="spellEnd"/>
     </w:p>
     <w:p>
       <w:pPr>
@@ -148,7 +209,6 @@
           <w:docPartUnique/>
         </w:docPartObj>
       </w:sdtPr>
-      <w:sdtEndPr/>
       <w:sdtContent>
         <w:p>
           <w:pPr>
@@ -175,7 +235,6 @@
               <w:kern w:val="2"/>
               <w:sz w:val="24"/>
               <w:lang w:val="es-PE" w:eastAsia="es-PE"/>
-              <w14:ligatures w14:val="standardContextual"/>
             </w:rPr>
           </w:pPr>
           <w:r>
@@ -187,7 +246,7 @@
           <w:r>
             <w:fldChar w:fldCharType="separate"/>
           </w:r>
-          <w:hyperlink w:anchor="_Toc244156948" w:history="1">
+          <w:hyperlink w:anchor="_Toc244162748" w:history="1">
             <w:r>
               <w:rPr>
                 <w:rStyle w:val="Hipervnculo"/>
@@ -214,7 +273,7 @@
                 <w:noProof/>
                 <w:webHidden/>
               </w:rPr>
-              <w:instrText xml:space="preserve"> PAGEREF _Toc244156948 \h </w:instrText>
+              <w:instrText xml:space="preserve"> PAGEREF _Toc244162748 \h </w:instrText>
             </w:r>
             <w:r>
               <w:rPr>
@@ -234,7 +293,7 @@
                 <w:noProof/>
                 <w:webHidden/>
               </w:rPr>
-              <w:t>3</w:t>
+              <w:t>4</w:t>
             </w:r>
             <w:r>
               <w:rPr>
@@ -257,10 +316,9 @@
               <w:kern w:val="2"/>
               <w:sz w:val="24"/>
               <w:lang w:val="es-PE" w:eastAsia="es-PE"/>
-              <w14:ligatures w14:val="standardContextual"/>
             </w:rPr>
           </w:pPr>
-          <w:hyperlink w:anchor="_Toc244156949" w:history="1">
+          <w:hyperlink w:anchor="_Toc244162749" w:history="1">
             <w:r>
               <w:rPr>
                 <w:rStyle w:val="Hipervnculo"/>
@@ -287,7 +345,7 @@
                 <w:noProof/>
                 <w:webHidden/>
               </w:rPr>
-              <w:instrText xml:space="preserve"> PAGEREF _Toc244156949 \h </w:instrText>
+              <w:instrText xml:space="preserve"> PAGEREF _Toc244162749 \h </w:instrText>
             </w:r>
             <w:r>
               <w:rPr>
@@ -307,7 +365,7 @@
                 <w:noProof/>
                 <w:webHidden/>
               </w:rPr>
-              <w:t>3</w:t>
+              <w:t>5</w:t>
             </w:r>
             <w:r>
               <w:rPr>
@@ -330,10 +388,9 @@
               <w:kern w:val="2"/>
               <w:sz w:val="24"/>
               <w:lang w:val="es-PE" w:eastAsia="es-PE"/>
-              <w14:ligatures w14:val="standardContextual"/>
             </w:rPr>
           </w:pPr>
-          <w:hyperlink w:anchor="_Toc244156950" w:history="1">
+          <w:hyperlink w:anchor="_Toc244162750" w:history="1">
             <w:r>
               <w:rPr>
                 <w:rStyle w:val="Hipervnculo"/>
@@ -360,7 +417,7 @@
                 <w:noProof/>
                 <w:webHidden/>
               </w:rPr>
-              <w:instrText xml:space="preserve"> PAGEREF _Toc244156950 \h </w:instrText>
+              <w:instrText xml:space="preserve"> PAGEREF _Toc244162750 \h </w:instrText>
             </w:r>
             <w:r>
               <w:rPr>
@@ -380,7 +437,7 @@
                 <w:noProof/>
                 <w:webHidden/>
               </w:rPr>
-              <w:t>5</w:t>
+              <w:t>7</w:t>
             </w:r>
             <w:r>
               <w:rPr>
@@ -403,10 +460,9 @@
               <w:kern w:val="2"/>
               <w:sz w:val="24"/>
               <w:lang w:val="es-PE" w:eastAsia="es-PE"/>
-              <w14:ligatures w14:val="standardContextual"/>
             </w:rPr>
           </w:pPr>
-          <w:hyperlink w:anchor="_Toc244156951" w:history="1">
+          <w:hyperlink w:anchor="_Toc244162751" w:history="1">
             <w:r>
               <w:rPr>
                 <w:rStyle w:val="Hipervnculo"/>
@@ -433,7 +489,7 @@
                 <w:noProof/>
                 <w:webHidden/>
               </w:rPr>
-              <w:instrText xml:space="preserve"> PAGEREF _Toc244156951 \h </w:instrText>
+              <w:instrText xml:space="preserve"> PAGEREF _Toc244162751 \h </w:instrText>
             </w:r>
             <w:r>
               <w:rPr>
@@ -453,7 +509,7 @@
                 <w:noProof/>
                 <w:webHidden/>
               </w:rPr>
-              <w:t>7</w:t>
+              <w:t>13</w:t>
             </w:r>
             <w:r>
               <w:rPr>
@@ -476,10 +532,9 @@
               <w:kern w:val="2"/>
               <w:sz w:val="24"/>
               <w:lang w:val="es-PE" w:eastAsia="es-PE"/>
-              <w14:ligatures w14:val="standardContextual"/>
             </w:rPr>
           </w:pPr>
-          <w:hyperlink w:anchor="_Toc244156952" w:history="1">
+          <w:hyperlink w:anchor="_Toc244162752" w:history="1">
             <w:r>
               <w:rPr>
                 <w:rStyle w:val="Hipervnculo"/>
@@ -506,7 +561,7 @@
                 <w:noProof/>
                 <w:webHidden/>
               </w:rPr>
-              <w:instrText xml:space="preserve"> PAGEREF _Toc244156952 \h </w:instrText>
+              <w:instrText xml:space="preserve"> PAGEREF _Toc244162752 \h </w:instrText>
             </w:r>
             <w:r>
               <w:rPr>
@@ -526,7 +581,7 @@
                 <w:noProof/>
                 <w:webHidden/>
               </w:rPr>
-              <w:t>7</w:t>
+              <w:t>14</w:t>
             </w:r>
             <w:r>
               <w:rPr>
@@ -549,10 +604,9 @@
               <w:kern w:val="2"/>
               <w:sz w:val="24"/>
               <w:lang w:val="es-PE" w:eastAsia="es-PE"/>
-              <w14:ligatures w14:val="standardContextual"/>
             </w:rPr>
           </w:pPr>
-          <w:hyperlink w:anchor="_Toc244156953" w:history="1">
+          <w:hyperlink w:anchor="_Toc244162753" w:history="1">
             <w:r>
               <w:rPr>
                 <w:rStyle w:val="Hipervnculo"/>
@@ -579,7 +633,7 @@
                 <w:noProof/>
                 <w:webHidden/>
               </w:rPr>
-              <w:instrText xml:space="preserve"> PAGEREF _Toc244156953 \h </w:instrText>
+              <w:instrText xml:space="preserve"> PAGEREF _Toc244162753 \h </w:instrText>
             </w:r>
             <w:r>
               <w:rPr>
@@ -599,7 +653,7 @@
                 <w:noProof/>
                 <w:webHidden/>
               </w:rPr>
-              <w:t>8</w:t>
+              <w:t>16</w:t>
             </w:r>
             <w:r>
               <w:rPr>
@@ -622,10 +676,9 @@
               <w:kern w:val="2"/>
               <w:sz w:val="24"/>
               <w:lang w:val="es-PE" w:eastAsia="es-PE"/>
-              <w14:ligatures w14:val="standardContextual"/>
             </w:rPr>
           </w:pPr>
-          <w:hyperlink w:anchor="_Toc244156954" w:history="1">
+          <w:hyperlink w:anchor="_Toc244162754" w:history="1">
             <w:r>
               <w:rPr>
                 <w:rStyle w:val="Hipervnculo"/>
@@ -652,7 +705,7 @@
                 <w:noProof/>
                 <w:webHidden/>
               </w:rPr>
-              <w:instrText xml:space="preserve"> PAGEREF _Toc244156954 \h </w:instrText>
+              <w:instrText xml:space="preserve"> PAGEREF _Toc244162754 \h </w:instrText>
             </w:r>
             <w:r>
               <w:rPr>
@@ -672,7 +725,7 @@
                 <w:noProof/>
                 <w:webHidden/>
               </w:rPr>
-              <w:t>9</w:t>
+              <w:t>17</w:t>
             </w:r>
             <w:r>
               <w:rPr>
@@ -695,10 +748,9 @@
               <w:kern w:val="2"/>
               <w:sz w:val="24"/>
               <w:lang w:val="es-PE" w:eastAsia="es-PE"/>
-              <w14:ligatures w14:val="standardContextual"/>
             </w:rPr>
           </w:pPr>
-          <w:hyperlink w:anchor="_Toc244156955" w:history="1">
+          <w:hyperlink w:anchor="_Toc244162755" w:history="1">
             <w:r>
               <w:rPr>
                 <w:rStyle w:val="Hipervnculo"/>
@@ -725,7 +777,7 @@
                 <w:noProof/>
                 <w:webHidden/>
               </w:rPr>
-              <w:instrText xml:space="preserve"> PAGEREF _Toc244156955 \h </w:instrText>
+              <w:instrText xml:space="preserve"> PAGEREF _Toc244162755 \h </w:instrText>
             </w:r>
             <w:r>
               <w:rPr>
@@ -745,7 +797,7 @@
                 <w:noProof/>
                 <w:webHidden/>
               </w:rPr>
-              <w:t>11</w:t>
+              <w:t>20</w:t>
             </w:r>
             <w:r>
               <w:rPr>
@@ -768,10 +820,9 @@
               <w:kern w:val="2"/>
               <w:sz w:val="24"/>
               <w:lang w:val="es-PE" w:eastAsia="es-PE"/>
-              <w14:ligatures w14:val="standardContextual"/>
             </w:rPr>
           </w:pPr>
-          <w:hyperlink w:anchor="_Toc244156956" w:history="1">
+          <w:hyperlink w:anchor="_Toc244162756" w:history="1">
             <w:r>
               <w:rPr>
                 <w:rStyle w:val="Hipervnculo"/>
@@ -798,7 +849,7 @@
                 <w:noProof/>
                 <w:webHidden/>
               </w:rPr>
-              <w:instrText xml:space="preserve"> PAGEREF _Toc244156956 \h </w:instrText>
+              <w:instrText xml:space="preserve"> PAGEREF _Toc244162756 \h </w:instrText>
             </w:r>
             <w:r>
               <w:rPr>
@@ -818,7 +869,7 @@
                 <w:noProof/>
                 <w:webHidden/>
               </w:rPr>
-              <w:t>11</w:t>
+              <w:t>21</w:t>
             </w:r>
             <w:r>
               <w:rPr>
@@ -841,10 +892,9 @@
               <w:kern w:val="2"/>
               <w:sz w:val="24"/>
               <w:lang w:val="es-PE" w:eastAsia="es-PE"/>
-              <w14:ligatures w14:val="standardContextual"/>
             </w:rPr>
           </w:pPr>
-          <w:hyperlink w:anchor="_Toc244156957" w:history="1">
+          <w:hyperlink w:anchor="_Toc244162757" w:history="1">
             <w:r>
               <w:rPr>
                 <w:rStyle w:val="Hipervnculo"/>
@@ -871,7 +921,7 @@
                 <w:noProof/>
                 <w:webHidden/>
               </w:rPr>
-              <w:instrText xml:space="preserve"> PAGEREF _Toc244156957 \h </w:instrText>
+              <w:instrText xml:space="preserve"> PAGEREF _Toc244162757 \h </w:instrText>
             </w:r>
             <w:r>
               <w:rPr>
@@ -891,7 +941,7 @@
                 <w:noProof/>
                 <w:webHidden/>
               </w:rPr>
-              <w:t>18</w:t>
+              <w:t>28</w:t>
             </w:r>
             <w:r>
               <w:rPr>
@@ -914,10 +964,9 @@
               <w:kern w:val="2"/>
               <w:sz w:val="24"/>
               <w:lang w:val="es-PE" w:eastAsia="es-PE"/>
-              <w14:ligatures w14:val="standardContextual"/>
             </w:rPr>
           </w:pPr>
-          <w:hyperlink w:anchor="_Toc244156958" w:history="1">
+          <w:hyperlink w:anchor="_Toc244162758" w:history="1">
             <w:r>
               <w:rPr>
                 <w:rStyle w:val="Hipervnculo"/>
@@ -944,7 +993,7 @@
                 <w:noProof/>
                 <w:webHidden/>
               </w:rPr>
-              <w:instrText xml:space="preserve"> PAGEREF _Toc244156958 \h </w:instrText>
+              <w:instrText xml:space="preserve"> PAGEREF _Toc244162758 \h </w:instrText>
             </w:r>
             <w:r>
               <w:rPr>
@@ -964,7 +1013,7 @@
                 <w:noProof/>
                 <w:webHidden/>
               </w:rPr>
-              <w:t>18</w:t>
+              <w:t>29</w:t>
             </w:r>
             <w:r>
               <w:rPr>
@@ -988,10 +1037,16 @@
       </w:r>
     </w:p>
     <w:p>
+      <w:r>
+        <w:lastRenderedPageBreak/>
+        <w:br w:type="page"/>
+      </w:r>
+    </w:p>
+    <w:p>
       <w:pPr>
         <w:pStyle w:val="Ttulo1"/>
       </w:pPr>
-      <w:bookmarkStart w:id="0" w:name="_Toc244156948"/>
+      <w:bookmarkStart w:id="0" w:name="_Toc244162748"/>
       <w:r>
         <w:lastRenderedPageBreak/>
         <w:t>I. Introducción</w:t>
@@ -1003,7 +1058,55 @@
         <w:pStyle w:val="FirstParagraph"/>
       </w:pPr>
       <w:r>
-        <w:t>La Evaluación T3 consolida la integración entre el frontend Angular y el backend Spring Boot del sistema de inventario de Distribuidora Inti Wasi S.A.C. Desde la T2 se incorporaron la autenticación con JWT, la protección de rutas, el consumo de endpoints protegidos, la paginación de resultados y la documentación de la API con OpenAPI.</w:t>
+        <w:t xml:space="preserve">La Evaluación T3 consolida la integración entre el </w:t>
+      </w:r>
+      <w:proofErr w:type="spellStart"/>
+      <w:r>
+        <w:t>frontend</w:t>
+      </w:r>
+      <w:proofErr w:type="spellEnd"/>
+      <w:r>
+        <w:t xml:space="preserve"> Angular y el </w:t>
+      </w:r>
+      <w:proofErr w:type="spellStart"/>
+      <w:r>
+        <w:t>backend</w:t>
+      </w:r>
+      <w:proofErr w:type="spellEnd"/>
+      <w:r>
+        <w:t xml:space="preserve"> Spring </w:t>
+      </w:r>
+      <w:proofErr w:type="spellStart"/>
+      <w:r>
+        <w:t>Boot</w:t>
+      </w:r>
+      <w:proofErr w:type="spellEnd"/>
+      <w:r>
+        <w:t xml:space="preserve"> del sistema de inventario de Distribuidora Inti </w:t>
+      </w:r>
+      <w:proofErr w:type="spellStart"/>
+      <w:r>
+        <w:t>Wasi</w:t>
+      </w:r>
+      <w:proofErr w:type="spellEnd"/>
+      <w:r>
+        <w:t xml:space="preserve"> S.A.C. Desde la T2 se incorporaron la autenticación con JWT, la protección de rutas, el consumo de </w:t>
+      </w:r>
+      <w:proofErr w:type="spellStart"/>
+      <w:r>
+        <w:t>endpoints</w:t>
+      </w:r>
+      <w:proofErr w:type="spellEnd"/>
+      <w:r>
+        <w:t xml:space="preserve"> protegidos, la paginación de resultados y la documentación de la API con </w:t>
+      </w:r>
+      <w:proofErr w:type="spellStart"/>
+      <w:r>
+        <w:t>OpenAPI</w:t>
+      </w:r>
+      <w:proofErr w:type="spellEnd"/>
+      <w:r>
+        <w:t>.</w:t>
       </w:r>
     </w:p>
     <w:p>
@@ -1011,15 +1114,53 @@
         <w:pStyle w:val="Textoindependiente"/>
       </w:pPr>
       <w:r>
-        <w:t>El sistema cubre los procesos de usuarios, categorías, proveedores, productos, órdenes de compra, entradas, salidas, ajustes, documentos, movimientos, dashboard y reportes. La solución se encuentra en estado funcional y verificable en entorno local, con evidencia de ejecución de pruebas y capturas de cada mecanismo incorporado. La Actividad 11 incorporó sanitización de datos con 41 pruebas backend y 94 frontend, 27 casos E2E con evidencia trazable y análisis de accesibilidad con axe-core.</w:t>
+        <w:t xml:space="preserve">El sistema cubre los procesos de usuarios, categorías, proveedores, productos, órdenes de compra, entradas, salidas, ajustes, documentos, movimientos, </w:t>
+      </w:r>
+      <w:proofErr w:type="spellStart"/>
+      <w:r>
+        <w:t>dashboard</w:t>
+      </w:r>
+      <w:proofErr w:type="spellEnd"/>
+      <w:r>
+        <w:t xml:space="preserve"> y reportes. La solución se encuentra en estado funcional y verificable en entorno local, con evidencia de ejecución de pruebas y capturas de cada mecanismo incorporado. La Actividad 11 incorporó sanitización de datos con 41 pruebas </w:t>
+      </w:r>
+      <w:proofErr w:type="spellStart"/>
+      <w:r>
+        <w:t>backend</w:t>
+      </w:r>
+      <w:proofErr w:type="spellEnd"/>
+      <w:r>
+        <w:t xml:space="preserve"> y 94 </w:t>
+      </w:r>
+      <w:proofErr w:type="spellStart"/>
+      <w:r>
+        <w:t>frontend</w:t>
+      </w:r>
+      <w:proofErr w:type="spellEnd"/>
+      <w:r>
+        <w:t xml:space="preserve">, 27 casos E2E con evidencia trazable y análisis de accesibilidad con </w:t>
+      </w:r>
+      <w:proofErr w:type="spellStart"/>
+      <w:r>
+        <w:t>axe-core</w:t>
+      </w:r>
+      <w:proofErr w:type="spellEnd"/>
+      <w:r>
+        <w:t>.</w:t>
+      </w:r>
+    </w:p>
+    <w:p>
+      <w:r>
+        <w:br w:type="page"/>
       </w:r>
     </w:p>
     <w:p>
       <w:pPr>
         <w:pStyle w:val="Ttulo1"/>
       </w:pPr>
-      <w:bookmarkStart w:id="1" w:name="_Toc244156949"/>
-      <w:r>
+      <w:bookmarkStart w:id="1" w:name="_Toc244162749"/>
+      <w:r>
+        <w:lastRenderedPageBreak/>
         <w:t>II. Arquitectura de integración</w:t>
       </w:r>
       <w:bookmarkEnd w:id="1"/>
@@ -1029,7 +1170,23 @@
         <w:pStyle w:val="FirstParagraph"/>
       </w:pPr>
       <w:r>
-        <w:t>La solución mantiene una arquitectura cliente-servidor desacoplada en tres capas: cliente Angular 22.2.3, API REST con Spring Boot 4.1.2 sobre Java 25, y persistencia MySQL 8. La comunicación utiliza HTTP con mensajes JSON y autenticación mediante token Bearer.</w:t>
+        <w:t xml:space="preserve">La solución mantiene una arquitectura cliente-servidor desacoplada en tres capas: cliente Angular 22.2.3, API REST con Spring </w:t>
+      </w:r>
+      <w:proofErr w:type="spellStart"/>
+      <w:r>
+        <w:t>Boot</w:t>
+      </w:r>
+      <w:proofErr w:type="spellEnd"/>
+      <w:r>
+        <w:t xml:space="preserve"> 4.1.2 sobre Java 25, y persistencia MySQL 8. La comunicación utiliza HTTP con mensajes JSON y autenticación mediante token </w:t>
+      </w:r>
+      <w:proofErr w:type="spellStart"/>
+      <w:r>
+        <w:t>Bearer</w:t>
+      </w:r>
+      <w:proofErr w:type="spellEnd"/>
+      <w:r>
+        <w:t>.</w:t>
       </w:r>
     </w:p>
     <w:p>
@@ -1040,9 +1197,8 @@
         <w:rPr>
           <w:noProof/>
         </w:rPr>
-        <w:lastRenderedPageBreak/>
         <w:drawing>
-          <wp:inline distT="0" distB="0" distL="0" distR="0" wp14:anchorId="0522F148" wp14:editId="288F162C">
+          <wp:inline distT="0" distB="0" distL="0" distR="0" wp14:anchorId="3239780C" wp14:editId="61BF1F8D">
             <wp:extent cx="5486400" cy="6172817"/>
             <wp:effectExtent l="0" t="0" r="0" b="0"/>
             <wp:docPr id="51" name="Picture 51"/>
@@ -1097,7 +1253,23 @@
           <w:i/>
           <w:iCs/>
         </w:rPr>
-        <w:t>Arquitectura de integración cliente-servidor del sistema Inti Wasi.</w:t>
+        <w:t xml:space="preserve">Arquitectura de integración cliente-servidor del sistema Inti </w:t>
+      </w:r>
+      <w:proofErr w:type="spellStart"/>
+      <w:r>
+        <w:rPr>
+          <w:i/>
+          <w:iCs/>
+        </w:rPr>
+        <w:t>Wasi</w:t>
+      </w:r>
+      <w:proofErr w:type="spellEnd"/>
+      <w:r>
+        <w:rPr>
+          <w:i/>
+          <w:iCs/>
+        </w:rPr>
+        <w:t>.</w:t>
       </w:r>
     </w:p>
     <w:p>
@@ -1107,48 +1279,81 @@
       <w:r>
         <w:t xml:space="preserve">El cliente organiza su código en </w:t>
       </w:r>
+      <w:proofErr w:type="spellStart"/>
       <w:r>
         <w:rPr>
           <w:rStyle w:val="VerbatimChar"/>
         </w:rPr>
         <w:t>core</w:t>
       </w:r>
-      <w:r>
-        <w:t xml:space="preserve"> (servicios, guards, interceptor y modelos), </w:t>
-      </w:r>
+      <w:proofErr w:type="spellEnd"/>
+      <w:r>
+        <w:t xml:space="preserve"> (servicios, </w:t>
+      </w:r>
+      <w:proofErr w:type="spellStart"/>
+      <w:r>
+        <w:t>guards</w:t>
+      </w:r>
+      <w:proofErr w:type="spellEnd"/>
+      <w:r>
+        <w:t xml:space="preserve">, interceptor y modelos), </w:t>
+      </w:r>
+      <w:proofErr w:type="spellStart"/>
       <w:r>
         <w:rPr>
           <w:rStyle w:val="VerbatimChar"/>
         </w:rPr>
         <w:t>features</w:t>
       </w:r>
+      <w:proofErr w:type="spellEnd"/>
       <w:r>
         <w:t xml:space="preserve"> (módulos funcionales), </w:t>
       </w:r>
+      <w:proofErr w:type="spellStart"/>
       <w:r>
         <w:rPr>
           <w:rStyle w:val="VerbatimChar"/>
         </w:rPr>
         <w:t>layout</w:t>
       </w:r>
+      <w:proofErr w:type="spellEnd"/>
       <w:r>
         <w:t xml:space="preserve"> (estructura visual) y </w:t>
       </w:r>
+      <w:proofErr w:type="spellStart"/>
       <w:r>
         <w:rPr>
           <w:rStyle w:val="VerbatimChar"/>
         </w:rPr>
         <w:t>shared</w:t>
       </w:r>
-      <w:r>
-        <w:t xml:space="preserve"> (componentes reutilizables). El backend separa seguridad, controladores, servicios, repositorios y entidades, con 13 controladores REST.</w:t>
+      <w:proofErr w:type="spellEnd"/>
+      <w:r>
+        <w:t xml:space="preserve"> (componentes </w:t>
+      </w:r>
+      <w:r>
+        <w:lastRenderedPageBreak/>
+        <w:t xml:space="preserve">reutilizables). El </w:t>
+      </w:r>
+      <w:proofErr w:type="spellStart"/>
+      <w:r>
+        <w:t>backend</w:t>
+      </w:r>
+      <w:proofErr w:type="spellEnd"/>
+      <w:r>
+        <w:t xml:space="preserve"> separa seguridad, controladores, servicios, repositorios y entidades, con 13 controladores REST.</w:t>
+      </w:r>
+    </w:p>
+    <w:p>
+      <w:r>
+        <w:br w:type="page"/>
       </w:r>
     </w:p>
     <w:p>
       <w:pPr>
         <w:pStyle w:val="Ttulo1"/>
       </w:pPr>
-      <w:bookmarkStart w:id="2" w:name="_Toc244156950"/>
+      <w:bookmarkStart w:id="2" w:name="_Toc244162750"/>
       <w:r>
         <w:lastRenderedPageBreak/>
         <w:t>III. Diseño de interfaces</w:t>
@@ -1160,7 +1365,15 @@
         <w:pStyle w:val="FirstParagraph"/>
       </w:pPr>
       <w:r>
-        <w:t>La interfaz utiliza Angular Material y un sistema visual propio con temas claro y oscuro. La navegación se organiza por rol: el Administrador accede a dashboard, reportes y ajustes; el Operador accede a documentos, movimientos y operaciones de almacén.</w:t>
+        <w:t xml:space="preserve">La interfaz utiliza Angular Material y un sistema visual propio con temas claro y oscuro. La navegación se organiza por rol: el Administrador accede a </w:t>
+      </w:r>
+      <w:proofErr w:type="spellStart"/>
+      <w:r>
+        <w:t>dashboard</w:t>
+      </w:r>
+      <w:proofErr w:type="spellEnd"/>
+      <w:r>
+        <w:t>, reportes y ajustes; el Operador accede a documentos, movimientos y operaciones de almacén.</w:t>
       </w:r>
     </w:p>
     <w:p>
@@ -1173,7 +1386,7 @@
         </w:rPr>
         <w:lastRenderedPageBreak/>
         <w:drawing>
-          <wp:inline distT="0" distB="0" distL="0" distR="0" wp14:anchorId="1452669C" wp14:editId="3837333B">
+          <wp:inline distT="0" distB="0" distL="0" distR="0" wp14:anchorId="7C2A5117" wp14:editId="7E75DCA2">
             <wp:extent cx="5727700" cy="3579812"/>
             <wp:effectExtent l="0" t="0" r="0" b="0"/>
             <wp:docPr id="25" name="Picture" descr="Figura 2. Pantalla de inicio de sesión."/>
@@ -1246,7 +1459,7 @@
           <w:noProof/>
         </w:rPr>
         <w:drawing>
-          <wp:inline distT="0" distB="0" distL="0" distR="0" wp14:anchorId="38B53FFE" wp14:editId="1C64B9C9">
+          <wp:inline distT="0" distB="0" distL="0" distR="0" wp14:anchorId="0A9E27AB" wp14:editId="7064857D">
             <wp:extent cx="5727700" cy="4184403"/>
             <wp:effectExtent l="0" t="0" r="0" b="0"/>
             <wp:docPr id="28" name="Picture" descr="Figura 3. Panel principal con sesión autenticada."/>
@@ -1316,15 +1529,208 @@
       </w:pPr>
       <w:r>
         <w:lastRenderedPageBreak/>
-        <w:t>El flujo de navegación parte del login, continúa al panel principal y desde allí a los módulos habilitados según el rol. Las rutas no autorizadas redirigen al login o a la pantalla de acceso denegado.</w:t>
+        <w:t xml:space="preserve">El flujo de navegación parte del </w:t>
+      </w:r>
+      <w:proofErr w:type="spellStart"/>
+      <w:r>
+        <w:t>login</w:t>
+      </w:r>
+      <w:proofErr w:type="spellEnd"/>
+      <w:r>
+        <w:t xml:space="preserve">, continúa al panel principal y desde allí a los módulos habilitados según el rol. Las rutas no autorizadas redirigen al </w:t>
+      </w:r>
+      <w:proofErr w:type="spellStart"/>
+      <w:r>
+        <w:t>login</w:t>
+      </w:r>
+      <w:proofErr w:type="spellEnd"/>
+      <w:r>
+        <w:t xml:space="preserve"> o a la pantalla de acceso denegado.</w:t>
+      </w:r>
+    </w:p>
+    <w:p>
+      <w:pPr>
+        <w:jc w:val="center"/>
+      </w:pPr>
+      <w:r>
+        <w:rPr>
+          <w:noProof/>
+        </w:rPr>
+        <w:drawing>
+          <wp:inline distT="0" distB="0" distL="0" distR="0" wp14:anchorId="5B61F95B" wp14:editId="58A7F618">
+            <wp:extent cx="5029200" cy="4133374"/>
+            <wp:effectExtent l="0" t="0" r="0" b="0"/>
+            <wp:docPr id="55" name="Picture 55"/>
+            <wp:cNvGraphicFramePr>
+              <a:graphicFrameLocks xmlns:a="http://schemas.openxmlformats.org/drawingml/2006/main" noChangeAspect="1"/>
+            </wp:cNvGraphicFramePr>
+            <a:graphic xmlns:a="http://schemas.openxmlformats.org/drawingml/2006/main">
+              <a:graphicData uri="http://schemas.openxmlformats.org/drawingml/2006/picture">
+                <pic:pic xmlns:pic="http://schemas.openxmlformats.org/drawingml/2006/picture">
+                  <pic:nvPicPr>
+                    <pic:cNvPr id="0" name="RF06_CP-13_producto-creado-con-categoria-y-proveedor.png"/>
+                    <pic:cNvPicPr/>
+                  </pic:nvPicPr>
+                  <pic:blipFill>
+                    <a:blip r:embed="rId10"/>
+                    <a:stretch>
+                      <a:fillRect/>
+                    </a:stretch>
+                  </pic:blipFill>
+                  <pic:spPr>
+                    <a:xfrm>
+                      <a:off x="0" y="0"/>
+                      <a:ext cx="5029200" cy="4133374"/>
+                    </a:xfrm>
+                    <a:prstGeom prst="rect">
+                      <a:avLst/>
+                    </a:prstGeom>
+                  </pic:spPr>
+                </pic:pic>
+              </a:graphicData>
+            </a:graphic>
+          </wp:inline>
+        </w:drawing>
+      </w:r>
+    </w:p>
+    <w:p>
+      <w:pPr>
+        <w:jc w:val="center"/>
+      </w:pPr>
+      <w:r>
+        <w:rPr>
+          <w:b/>
+        </w:rPr>
+        <w:t>Figura 4. Catálogo de productos con stock y precio de compra.</w:t>
+      </w:r>
+    </w:p>
+    <w:p>
+      <w:pPr>
+        <w:jc w:val="center"/>
+      </w:pPr>
+      <w:r>
+        <w:rPr>
+          <w:noProof/>
+        </w:rPr>
+        <w:lastRenderedPageBreak/>
+        <w:drawing>
+          <wp:inline distT="0" distB="0" distL="0" distR="0" wp14:anchorId="3E98CEFC" wp14:editId="07497257">
+            <wp:extent cx="5029200" cy="4321969"/>
+            <wp:effectExtent l="0" t="0" r="0" b="0"/>
+            <wp:docPr id="56" name="Picture 56"/>
+            <wp:cNvGraphicFramePr>
+              <a:graphicFrameLocks xmlns:a="http://schemas.openxmlformats.org/drawingml/2006/main" noChangeAspect="1"/>
+            </wp:cNvGraphicFramePr>
+            <a:graphic xmlns:a="http://schemas.openxmlformats.org/drawingml/2006/main">
+              <a:graphicData uri="http://schemas.openxmlformats.org/drawingml/2006/picture">
+                <pic:pic xmlns:pic="http://schemas.openxmlformats.org/drawingml/2006/picture">
+                  <pic:nvPicPr>
+                    <pic:cNvPr id="0" name="RF07_CP-15_orden-de-compra-registrada.png"/>
+                    <pic:cNvPicPr/>
+                  </pic:nvPicPr>
+                  <pic:blipFill>
+                    <a:blip r:embed="rId11"/>
+                    <a:stretch>
+                      <a:fillRect/>
+                    </a:stretch>
+                  </pic:blipFill>
+                  <pic:spPr>
+                    <a:xfrm>
+                      <a:off x="0" y="0"/>
+                      <a:ext cx="5029200" cy="4321969"/>
+                    </a:xfrm>
+                    <a:prstGeom prst="rect">
+                      <a:avLst/>
+                    </a:prstGeom>
+                  </pic:spPr>
+                </pic:pic>
+              </a:graphicData>
+            </a:graphic>
+          </wp:inline>
+        </w:drawing>
+      </w:r>
+    </w:p>
+    <w:p>
+      <w:pPr>
+        <w:jc w:val="center"/>
+      </w:pPr>
+      <w:r>
+        <w:rPr>
+          <w:b/>
+        </w:rPr>
+        <w:t>Figura 5. Orden de compra registrada con proveedor y detalle.</w:t>
+      </w:r>
+    </w:p>
+    <w:p>
+      <w:pPr>
+        <w:jc w:val="center"/>
+      </w:pPr>
+      <w:r>
+        <w:rPr>
+          <w:noProof/>
+        </w:rPr>
+        <w:lastRenderedPageBreak/>
+        <w:drawing>
+          <wp:inline distT="0" distB="0" distL="0" distR="0" wp14:anchorId="27B43073" wp14:editId="46B37223">
+            <wp:extent cx="5029200" cy="12459057"/>
+            <wp:effectExtent l="0" t="0" r="0" b="0"/>
+            <wp:docPr id="57" name="Picture 57"/>
+            <wp:cNvGraphicFramePr>
+              <a:graphicFrameLocks xmlns:a="http://schemas.openxmlformats.org/drawingml/2006/main" noChangeAspect="1"/>
+            </wp:cNvGraphicFramePr>
+            <a:graphic xmlns:a="http://schemas.openxmlformats.org/drawingml/2006/main">
+              <a:graphicData uri="http://schemas.openxmlformats.org/drawingml/2006/picture">
+                <pic:pic xmlns:pic="http://schemas.openxmlformats.org/drawingml/2006/picture">
+                  <pic:nvPicPr>
+                    <pic:cNvPr id="0" name="RF12_CP-21_movimientos-paginados.png"/>
+                    <pic:cNvPicPr/>
+                  </pic:nvPicPr>
+                  <pic:blipFill>
+                    <a:blip r:embed="rId12"/>
+                    <a:stretch>
+                      <a:fillRect/>
+                    </a:stretch>
+                  </pic:blipFill>
+                  <pic:spPr>
+                    <a:xfrm>
+                      <a:off x="0" y="0"/>
+                      <a:ext cx="5029200" cy="12459057"/>
+                    </a:xfrm>
+                    <a:prstGeom prst="rect">
+                      <a:avLst/>
+                    </a:prstGeom>
+                  </pic:spPr>
+                </pic:pic>
+              </a:graphicData>
+            </a:graphic>
+          </wp:inline>
+        </w:drawing>
+      </w:r>
+    </w:p>
+    <w:p>
+      <w:pPr>
+        <w:jc w:val="center"/>
+      </w:pPr>
+      <w:r>
+        <w:rPr>
+          <w:b/>
+        </w:rPr>
+        <w:lastRenderedPageBreak/>
+        <w:t>Figura 6. Historial de movimientos con paginación del lado del servidor.</w:t>
+      </w:r>
+    </w:p>
+    <w:p>
+      <w:r>
+        <w:br w:type="page"/>
       </w:r>
     </w:p>
     <w:p>
       <w:pPr>
         <w:pStyle w:val="Ttulo1"/>
       </w:pPr>
-      <w:bookmarkStart w:id="3" w:name="_Toc244156951"/>
-      <w:r>
+      <w:bookmarkStart w:id="3" w:name="_Toc244162751"/>
+      <w:r>
+        <w:lastRenderedPageBreak/>
         <w:t>IV. Relación con el ODS 9</w:t>
       </w:r>
       <w:bookmarkEnd w:id="3"/>
@@ -1346,11 +1752,17 @@
       </w:r>
     </w:p>
     <w:p>
+      <w:r>
+        <w:br w:type="page"/>
+      </w:r>
+    </w:p>
+    <w:p>
       <w:pPr>
         <w:pStyle w:val="Ttulo1"/>
       </w:pPr>
-      <w:bookmarkStart w:id="4" w:name="_Toc244156952"/>
-      <w:r>
+      <w:bookmarkStart w:id="4" w:name="_Toc244162752"/>
+      <w:r>
+        <w:lastRenderedPageBreak/>
         <w:t>V. Seguridad implementada</w:t>
       </w:r>
       <w:bookmarkEnd w:id="4"/>
@@ -1378,8 +1790,30 @@
         <w:rPr>
           <w:rStyle w:val="VerbatimChar"/>
         </w:rPr>
-        <w:t>POST /api/auth/login</w:t>
-      </w:r>
+        <w:t>POST /api/</w:t>
+      </w:r>
+      <w:proofErr w:type="spellStart"/>
+      <w:r>
+        <w:rPr>
+          <w:rStyle w:val="VerbatimChar"/>
+        </w:rPr>
+        <w:t>auth</w:t>
+      </w:r>
+      <w:proofErr w:type="spellEnd"/>
+      <w:r>
+        <w:rPr>
+          <w:rStyle w:val="VerbatimChar"/>
+        </w:rPr>
+        <w:t>/</w:t>
+      </w:r>
+      <w:proofErr w:type="spellStart"/>
+      <w:r>
+        <w:rPr>
+          <w:rStyle w:val="VerbatimChar"/>
+        </w:rPr>
+        <w:t>login</w:t>
+      </w:r>
+      <w:proofErr w:type="spellEnd"/>
       <w:r>
         <w:t>.</w:t>
       </w:r>
@@ -1393,7 +1827,23 @@
         </w:numPr>
       </w:pPr>
       <w:r>
-        <w:t>El backend valida las credenciales con BCrypt y verifica que la cuenta esté activa.</w:t>
+        <w:t xml:space="preserve">El </w:t>
+      </w:r>
+      <w:proofErr w:type="spellStart"/>
+      <w:r>
+        <w:t>backend</w:t>
+      </w:r>
+      <w:proofErr w:type="spellEnd"/>
+      <w:r>
+        <w:t xml:space="preserve"> valida las credenciales con </w:t>
+      </w:r>
+      <w:proofErr w:type="spellStart"/>
+      <w:r>
+        <w:t>BCrypt</w:t>
+      </w:r>
+      <w:proofErr w:type="spellEnd"/>
+      <w:r>
+        <w:t xml:space="preserve"> y verifica que la cuenta esté activa.</w:t>
       </w:r>
     </w:p>
     <w:p>
@@ -1423,7 +1873,21 @@
         <w:rPr>
           <w:rStyle w:val="VerbatimChar"/>
         </w:rPr>
-        <w:t>GET /api/auth/me</w:t>
+        <w:t>GET /api/</w:t>
+      </w:r>
+      <w:proofErr w:type="spellStart"/>
+      <w:r>
+        <w:rPr>
+          <w:rStyle w:val="VerbatimChar"/>
+        </w:rPr>
+        <w:t>auth</w:t>
+      </w:r>
+      <w:proofErr w:type="spellEnd"/>
+      <w:r>
+        <w:rPr>
+          <w:rStyle w:val="VerbatimChar"/>
+        </w:rPr>
+        <w:t>/me</w:t>
       </w:r>
       <w:r>
         <w:t xml:space="preserve"> con el token para obtener identidad y rol.</w:t>
@@ -1440,21 +1904,27 @@
       <w:r>
         <w:t xml:space="preserve">La sesión se almacena en </w:t>
       </w:r>
+      <w:proofErr w:type="spellStart"/>
       <w:r>
         <w:rPr>
           <w:rStyle w:val="VerbatimChar"/>
         </w:rPr>
         <w:t>sessionStorage</w:t>
       </w:r>
+      <w:proofErr w:type="spellEnd"/>
       <w:r>
         <w:t xml:space="preserve"> con la clave </w:t>
       </w:r>
+      <w:proofErr w:type="spellStart"/>
+      <w:proofErr w:type="gramStart"/>
       <w:r>
         <w:rPr>
           <w:rStyle w:val="VerbatimChar"/>
         </w:rPr>
         <w:t>intiwasi.session</w:t>
       </w:r>
+      <w:proofErr w:type="spellEnd"/>
+      <w:proofErr w:type="gramEnd"/>
       <w:r>
         <w:t>.</w:t>
       </w:r>
@@ -1470,11 +1940,33 @@
       <w:r>
         <w:t xml:space="preserve">Un interceptor HTTP agrega </w:t>
       </w:r>
+      <w:proofErr w:type="spellStart"/>
       <w:r>
         <w:rPr>
           <w:rStyle w:val="VerbatimChar"/>
         </w:rPr>
-        <w:t>Authorization: Bearer &lt;token&gt;</w:t>
+        <w:t>Authorization</w:t>
+      </w:r>
+      <w:proofErr w:type="spellEnd"/>
+      <w:r>
+        <w:rPr>
+          <w:rStyle w:val="VerbatimChar"/>
+        </w:rPr>
+        <w:t xml:space="preserve">: </w:t>
+      </w:r>
+      <w:proofErr w:type="spellStart"/>
+      <w:r>
+        <w:rPr>
+          <w:rStyle w:val="VerbatimChar"/>
+        </w:rPr>
+        <w:t>Bearer</w:t>
+      </w:r>
+      <w:proofErr w:type="spellEnd"/>
+      <w:r>
+        <w:rPr>
+          <w:rStyle w:val="VerbatimChar"/>
+        </w:rPr>
+        <w:t xml:space="preserve"> &lt;token&gt;</w:t>
       </w:r>
       <w:r>
         <w:t xml:space="preserve"> a cada solicitud protegida.</w:t>
@@ -1487,41 +1979,77 @@
       <w:r>
         <w:t xml:space="preserve">La protección de rutas se implementa con </w:t>
       </w:r>
+      <w:proofErr w:type="spellStart"/>
       <w:r>
         <w:rPr>
           <w:rStyle w:val="VerbatimChar"/>
         </w:rPr>
         <w:t>authGuard</w:t>
       </w:r>
+      <w:proofErr w:type="spellEnd"/>
       <w:r>
         <w:t xml:space="preserve">, que bloquea el acceso sin sesión válida, y </w:t>
       </w:r>
+      <w:proofErr w:type="spellStart"/>
       <w:r>
         <w:rPr>
           <w:rStyle w:val="VerbatimChar"/>
         </w:rPr>
         <w:t>guestGuard</w:t>
       </w:r>
-      <w:r>
-        <w:t>, que impide mostrar el login a un usuario autenticado. El cierre de sesión elimina el token y redirige al login. La inactividad de quince minutos muestra un aviso de treinta segundos antes de cerrar la sesión.</w:t>
-      </w:r>
-    </w:p>
-    <w:p>
-      <w:r>
+      <w:proofErr w:type="spellEnd"/>
+      <w:r>
+        <w:t xml:space="preserve">, que impide mostrar el </w:t>
+      </w:r>
+      <w:proofErr w:type="spellStart"/>
+      <w:r>
+        <w:t>login</w:t>
+      </w:r>
+      <w:proofErr w:type="spellEnd"/>
+      <w:r>
+        <w:t xml:space="preserve"> a un usuario autenticado. El cierre de sesión elimina el token y redirige al </w:t>
+      </w:r>
+      <w:proofErr w:type="spellStart"/>
+      <w:r>
+        <w:t>login</w:t>
+      </w:r>
+      <w:proofErr w:type="spellEnd"/>
+      <w:r>
+        <w:t>. La inactividad de quince minutos muestra un aviso de treinta segundos antes de cerrar la sesión.</w:t>
+      </w:r>
+    </w:p>
+    <w:p>
+      <w:r>
+        <w:t xml:space="preserve">El acceso por rol se refuerza con </w:t>
+      </w:r>
+      <w:proofErr w:type="spellStart"/>
+      <w:r>
+        <w:t>adminGuard</w:t>
+      </w:r>
+      <w:proofErr w:type="spellEnd"/>
+      <w:r>
+        <w:t xml:space="preserve"> en Angular y @PreAuthorize en cada controlador del </w:t>
+      </w:r>
+      <w:proofErr w:type="spellStart"/>
+      <w:r>
+        <w:t>backend</w:t>
+      </w:r>
+      <w:proofErr w:type="spellEnd"/>
+      <w:r>
+        <w:t>; el último administrador activo está protegido y el actuador queda restringido al rol Administrador.</w:t>
+      </w:r>
+    </w:p>
+    <w:p>
+      <w:pPr>
+        <w:pStyle w:val="CaptionedFigure"/>
+      </w:pPr>
+      <w:r>
+        <w:rPr>
+          <w:noProof/>
+        </w:rPr>
         <w:lastRenderedPageBreak/>
-        <w:t>El acceso por rol se refuerza con adminGuard en Angular y @PreAuthorize en cada controlador del backend; el último administrador activo está protegido y el actuador queda restringido al rol Administrador.</w:t>
-      </w:r>
-    </w:p>
-    <w:p>
-      <w:pPr>
-        <w:pStyle w:val="CaptionedFigure"/>
-      </w:pPr>
-      <w:r>
-        <w:rPr>
-          <w:noProof/>
-        </w:rPr>
         <w:drawing>
-          <wp:inline distT="0" distB="0" distL="0" distR="0" wp14:anchorId="5F380492" wp14:editId="031449DB">
+          <wp:inline distT="0" distB="0" distL="0" distR="0" wp14:anchorId="6D2E71B1" wp14:editId="29CC905C">
             <wp:extent cx="5727700" cy="3579812"/>
             <wp:effectExtent l="0" t="0" r="0" b="0"/>
             <wp:docPr id="33" name="Picture" descr="Figura 4. Redirección automática al login al solicitar una ruta protegida sin sesión."/>
@@ -1568,71 +2096,112 @@
         <w:pStyle w:val="ImageCaption"/>
       </w:pPr>
       <w:r>
+        <w:t xml:space="preserve">Figura 7. Redirección automática al </w:t>
+      </w:r>
+      <w:proofErr w:type="spellStart"/>
+      <w:r>
+        <w:t>login</w:t>
+      </w:r>
+      <w:proofErr w:type="spellEnd"/>
+      <w:r>
+        <w:t xml:space="preserve"> al solicitar una ruta protegida sin sesión.</w:t>
+      </w:r>
+    </w:p>
+    <w:p>
+      <w:r>
+        <w:br w:type="page"/>
+      </w:r>
+    </w:p>
+    <w:p>
+      <w:pPr>
+        <w:pStyle w:val="Ttulo1"/>
+      </w:pPr>
+      <w:bookmarkStart w:id="5" w:name="_Toc244162753"/>
+      <w:r>
+        <w:lastRenderedPageBreak/>
+        <w:t xml:space="preserve">VI. Integración </w:t>
+      </w:r>
+      <w:proofErr w:type="spellStart"/>
+      <w:r>
+        <w:t>frontend-backend</w:t>
+      </w:r>
+      <w:bookmarkEnd w:id="5"/>
+      <w:proofErr w:type="spellEnd"/>
+    </w:p>
+    <w:p>
+      <w:pPr>
+        <w:pStyle w:val="FirstParagraph"/>
+      </w:pPr>
+      <w:r>
+        <w:t xml:space="preserve">Los servicios Angular consumen los </w:t>
+      </w:r>
+      <w:proofErr w:type="spellStart"/>
+      <w:r>
+        <w:t>endpoints</w:t>
+      </w:r>
+      <w:proofErr w:type="spellEnd"/>
+      <w:r>
+        <w:t xml:space="preserve"> del </w:t>
+      </w:r>
+      <w:proofErr w:type="spellStart"/>
+      <w:r>
+        <w:t>backend</w:t>
+      </w:r>
+      <w:proofErr w:type="spellEnd"/>
+      <w:r>
+        <w:t xml:space="preserve"> mediante </w:t>
+      </w:r>
+      <w:proofErr w:type="spellStart"/>
+      <w:r>
+        <w:rPr>
+          <w:rStyle w:val="VerbatimChar"/>
+        </w:rPr>
+        <w:t>HttpClient</w:t>
+      </w:r>
+      <w:proofErr w:type="spellEnd"/>
+      <w:r>
+        <w:t>. Cada módulo cuenta con un servicio que centraliza las operaciones y transforma los errores HTTP en mensajes para el usuario.</w:t>
+      </w:r>
+    </w:p>
+    <w:p>
+      <w:pPr>
+        <w:pStyle w:val="TableCaption"/>
+      </w:pPr>
+      <w:r>
         <w:rPr>
           <w:b/>
           <w:bCs/>
         </w:rPr>
-        <w:t>Figura 4.</w:t>
+        <w:t>Tabla 1.</w:t>
       </w:r>
       <w:r>
         <w:t xml:space="preserve"> </w:t>
       </w:r>
+      <w:proofErr w:type="spellStart"/>
       <w:r>
         <w:rPr>
           <w:i/>
           <w:iCs/>
         </w:rPr>
-        <w:t>Redirección automática al login al solicitar una ruta protegida sin sesión.</w:t>
-      </w:r>
-    </w:p>
-    <w:p>
-      <w:pPr>
-        <w:pStyle w:val="Ttulo1"/>
-      </w:pPr>
-      <w:bookmarkStart w:id="5" w:name="_Toc244156953"/>
-      <w:r>
-        <w:t>VI. Integración frontend-backend</w:t>
-      </w:r>
-      <w:bookmarkEnd w:id="5"/>
-    </w:p>
-    <w:p>
-      <w:pPr>
-        <w:pStyle w:val="FirstParagraph"/>
-      </w:pPr>
-      <w:r>
-        <w:t xml:space="preserve">Los servicios Angular consumen los endpoints del backend mediante </w:t>
-      </w:r>
-      <w:r>
-        <w:rPr>
-          <w:rStyle w:val="VerbatimChar"/>
-        </w:rPr>
-        <w:t>HttpClient</w:t>
-      </w:r>
-      <w:r>
-        <w:t>. Cada módulo cuenta con un servicio que centraliza las operaciones y transforma los errores HTTP en mensajes para el usuario.</w:t>
-      </w:r>
-    </w:p>
-    <w:p>
-      <w:pPr>
-        <w:pStyle w:val="TableCaption"/>
-      </w:pPr>
-      <w:r>
-        <w:rPr>
-          <w:b/>
-          <w:bCs/>
-        </w:rPr>
-        <w:t>Tabla 1.</w:t>
-      </w:r>
-      <w:r>
-        <w:t xml:space="preserve"> </w:t>
-      </w:r>
+        <w:t>Endpoints</w:t>
+      </w:r>
+      <w:proofErr w:type="spellEnd"/>
       <w:r>
         <w:rPr>
           <w:i/>
           <w:iCs/>
         </w:rPr>
-        <w:t>Endpoints principales consumidos por el frontend</w:t>
-      </w:r>
+        <w:t xml:space="preserve"> principales consumidos por el </w:t>
+      </w:r>
+      <w:proofErr w:type="spellStart"/>
+      <w:r>
+        <w:rPr>
+          <w:i/>
+          <w:iCs/>
+        </w:rPr>
+        <w:t>frontend</w:t>
+      </w:r>
+      <w:proofErr w:type="spellEnd"/>
     </w:p>
     <w:tbl>
       <w:tblPr>
@@ -1640,7 +2209,6 @@
         <w:tblW w:w="5000" w:type="pct"/>
         <w:tblLayout w:type="fixed"/>
         <w:tblLook w:val="0020" w:firstRow="1" w:lastRow="0" w:firstColumn="0" w:lastColumn="0" w:noHBand="0" w:noVBand="0"/>
-        <w:tblCaption w:val="Tabla 1. Endpoints principales consumidos por el frontend"/>
       </w:tblPr>
       <w:tblGrid>
         <w:gridCol w:w="3080"/>
@@ -1673,8 +2241,13 @@
             <w:pPr>
               <w:pStyle w:val="Compact"/>
             </w:pPr>
-            <w:r>
-              <w:t>Endpoint principal</w:t>
+            <w:proofErr w:type="spellStart"/>
+            <w:r>
+              <w:t>Endpoint</w:t>
+            </w:r>
+            <w:proofErr w:type="spellEnd"/>
+            <w:r>
+              <w:t xml:space="preserve"> principal</w:t>
             </w:r>
           </w:p>
         </w:tc>
@@ -1718,8 +2291,16 @@
               <w:rPr>
                 <w:rStyle w:val="VerbatimChar"/>
               </w:rPr>
-              <w:t>/api/auth</w:t>
-            </w:r>
+              <w:t>/api/</w:t>
+            </w:r>
+            <w:proofErr w:type="spellStart"/>
+            <w:r>
+              <w:rPr>
+                <w:rStyle w:val="VerbatimChar"/>
+              </w:rPr>
+              <w:t>auth</w:t>
+            </w:r>
+            <w:proofErr w:type="spellEnd"/>
           </w:p>
         </w:tc>
         <w:tc>
@@ -1730,8 +2311,13 @@
             <w:pPr>
               <w:pStyle w:val="Compact"/>
             </w:pPr>
-            <w:r>
-              <w:t>Login e identidad</w:t>
+            <w:proofErr w:type="spellStart"/>
+            <w:r>
+              <w:t>Login</w:t>
+            </w:r>
+            <w:proofErr w:type="spellEnd"/>
+            <w:r>
+              <w:t xml:space="preserve"> e identidad</w:t>
             </w:r>
           </w:p>
         </w:tc>
@@ -1834,7 +2420,6 @@
               <w:pStyle w:val="Compact"/>
             </w:pPr>
             <w:r>
-              <w:lastRenderedPageBreak/>
               <w:t>Proveedores</w:t>
             </w:r>
           </w:p>
@@ -2016,15 +2601,37 @@
         <w:pStyle w:val="FirstParagraph"/>
       </w:pPr>
       <w:r>
-        <w:t>Los errores 401 cierran la sesión y redirigen al login; los errores 403 muestran acceso denegado; los errores 400 presentan el mensaje de validación del backend.</w:t>
+        <w:t xml:space="preserve">Los errores 401 cierran la sesión y redirigen al </w:t>
+      </w:r>
+      <w:proofErr w:type="spellStart"/>
+      <w:r>
+        <w:t>login</w:t>
+      </w:r>
+      <w:proofErr w:type="spellEnd"/>
+      <w:r>
+        <w:t xml:space="preserve">; los errores 403 muestran acceso denegado; los errores 400 presentan el mensaje de validación del </w:t>
+      </w:r>
+      <w:proofErr w:type="spellStart"/>
+      <w:r>
+        <w:t>backend</w:t>
+      </w:r>
+      <w:proofErr w:type="spellEnd"/>
+      <w:r>
+        <w:t>.</w:t>
+      </w:r>
+    </w:p>
+    <w:p>
+      <w:r>
+        <w:br w:type="page"/>
       </w:r>
     </w:p>
     <w:p>
       <w:pPr>
         <w:pStyle w:val="Ttulo1"/>
       </w:pPr>
-      <w:bookmarkStart w:id="6" w:name="_Toc244156954"/>
-      <w:r>
+      <w:bookmarkStart w:id="6" w:name="_Toc244162754"/>
+      <w:r>
+        <w:lastRenderedPageBreak/>
         <w:t>VII. Paginación</w:t>
       </w:r>
       <w:bookmarkEnd w:id="6"/>
@@ -2034,7 +2641,15 @@
         <w:pStyle w:val="FirstParagraph"/>
       </w:pPr>
       <w:r>
-        <w:t xml:space="preserve">El backend expone </w:t>
+        <w:t xml:space="preserve">El </w:t>
+      </w:r>
+      <w:proofErr w:type="spellStart"/>
+      <w:r>
+        <w:t>backend</w:t>
+      </w:r>
+      <w:proofErr w:type="spellEnd"/>
+      <w:r>
+        <w:t xml:space="preserve"> expone </w:t>
       </w:r>
       <w:r>
         <w:rPr>
@@ -2054,21 +2669,25 @@
       <w:r>
         <w:t xml:space="preserve">, </w:t>
       </w:r>
+      <w:proofErr w:type="spellStart"/>
       <w:r>
         <w:rPr>
           <w:rStyle w:val="VerbatimChar"/>
         </w:rPr>
         <w:t>size</w:t>
       </w:r>
+      <w:proofErr w:type="spellEnd"/>
       <w:r>
         <w:t xml:space="preserve"> y </w:t>
       </w:r>
+      <w:proofErr w:type="spellStart"/>
       <w:r>
         <w:rPr>
           <w:rStyle w:val="VerbatimChar"/>
         </w:rPr>
         <w:t>sort</w:t>
       </w:r>
+      <w:proofErr w:type="spellEnd"/>
       <w:r>
         <w:t xml:space="preserve">, y devuelve un objeto </w:t>
       </w:r>
@@ -2081,48 +2700,66 @@
       <w:r>
         <w:t xml:space="preserve"> con </w:t>
       </w:r>
+      <w:proofErr w:type="spellStart"/>
       <w:r>
         <w:rPr>
           <w:rStyle w:val="VerbatimChar"/>
         </w:rPr>
         <w:t>content</w:t>
       </w:r>
+      <w:proofErr w:type="spellEnd"/>
       <w:r>
         <w:t xml:space="preserve">, </w:t>
       </w:r>
+      <w:proofErr w:type="spellStart"/>
       <w:r>
         <w:rPr>
           <w:rStyle w:val="VerbatimChar"/>
         </w:rPr>
         <w:t>totalElements</w:t>
       </w:r>
+      <w:proofErr w:type="spellEnd"/>
       <w:r>
         <w:t xml:space="preserve">, </w:t>
       </w:r>
+      <w:proofErr w:type="spellStart"/>
       <w:r>
         <w:rPr>
           <w:rStyle w:val="VerbatimChar"/>
         </w:rPr>
         <w:t>totalPages</w:t>
       </w:r>
+      <w:proofErr w:type="spellEnd"/>
       <w:r>
         <w:t xml:space="preserve"> y </w:t>
       </w:r>
+      <w:proofErr w:type="spellStart"/>
       <w:r>
         <w:rPr>
           <w:rStyle w:val="VerbatimChar"/>
         </w:rPr>
         <w:t>number</w:t>
       </w:r>
-      <w:r>
-        <w:t xml:space="preserve">. El frontend consume la página solicitada y presenta los resultados con </w:t>
-      </w:r>
+      <w:proofErr w:type="spellEnd"/>
+      <w:r>
+        <w:t xml:space="preserve">. El </w:t>
+      </w:r>
+      <w:proofErr w:type="spellStart"/>
+      <w:r>
+        <w:t>frontend</w:t>
+      </w:r>
+      <w:proofErr w:type="spellEnd"/>
+      <w:r>
+        <w:t xml:space="preserve"> consume la página solicitada y presenta los resultados con </w:t>
+      </w:r>
+      <w:proofErr w:type="spellStart"/>
       <w:r>
         <w:rPr>
           <w:rStyle w:val="VerbatimChar"/>
         </w:rPr>
         <w:t>MatPaginator</w:t>
       </w:r>
+      <w:proofErr w:type="spellEnd"/>
       <w:r>
         <w:t>, con tamaños de página de 10, 20 y 50 registros.</w:t>
       </w:r>
@@ -2137,7 +2774,7 @@
         </w:rPr>
         <w:lastRenderedPageBreak/>
         <w:drawing>
-          <wp:inline distT="0" distB="0" distL="0" distR="0" wp14:anchorId="3C6210DA" wp14:editId="192D612E">
+          <wp:inline distT="0" distB="0" distL="0" distR="0" wp14:anchorId="27CAD30B" wp14:editId="2B0F1AA0">
             <wp:extent cx="5727700" cy="10639998"/>
             <wp:effectExtent l="0" t="0" r="0" b="0"/>
             <wp:docPr id="38" name="Picture" descr="Figura 5. Listado de movimientos con paginación del lado del servidor."/>
@@ -2152,7 +2789,7 @@
                     </pic:cNvPicPr>
                   </pic:nvPicPr>
                   <pic:blipFill>
-                    <a:blip r:embed="rId10"/>
+                    <a:blip r:embed="rId13"/>
                     <a:stretch>
                       <a:fillRect/>
                     </a:stretch>
@@ -2184,22 +2821,8 @@
         <w:pStyle w:val="ImageCaption"/>
       </w:pPr>
       <w:r>
-        <w:rPr>
-          <w:b/>
-          <w:bCs/>
-        </w:rPr>
         <w:lastRenderedPageBreak/>
-        <w:t>Figura 5.</w:t>
-      </w:r>
-      <w:r>
-        <w:t xml:space="preserve"> </w:t>
-      </w:r>
-      <w:r>
-        <w:rPr>
-          <w:i/>
-          <w:iCs/>
-        </w:rPr>
-        <w:t>Listado de movimientos con paginación del lado del servidor.</w:t>
+        <w:t>Figura 8. Listado de movimientos con paginación del lado del servidor.</w:t>
       </w:r>
     </w:p>
     <w:p>
@@ -2211,11 +2834,17 @@
       </w:r>
     </w:p>
     <w:p>
+      <w:r>
+        <w:br w:type="page"/>
+      </w:r>
+    </w:p>
+    <w:p>
       <w:pPr>
         <w:pStyle w:val="Ttulo1"/>
       </w:pPr>
-      <w:bookmarkStart w:id="7" w:name="_Toc244156955"/>
-      <w:r>
+      <w:bookmarkStart w:id="7" w:name="_Toc244162755"/>
+      <w:r>
+        <w:lastRenderedPageBreak/>
         <w:t>VIII. Documentación de la API</w:t>
       </w:r>
       <w:bookmarkEnd w:id="7"/>
@@ -2225,13 +2854,43 @@
         <w:pStyle w:val="FirstParagraph"/>
       </w:pPr>
       <w:r>
-        <w:t xml:space="preserve">La documentación se genera con springdoc-openapi 3.2.0. La interfaz Swagger UI está disponible en </w:t>
+        <w:t xml:space="preserve">La documentación se genera con </w:t>
+      </w:r>
+      <w:proofErr w:type="spellStart"/>
+      <w:r>
+        <w:t>springdoc-openapi</w:t>
+      </w:r>
+      <w:proofErr w:type="spellEnd"/>
+      <w:r>
+        <w:t xml:space="preserve"> 3.2.0. La interfaz </w:t>
+      </w:r>
+      <w:proofErr w:type="spellStart"/>
+      <w:r>
+        <w:t>Swagger</w:t>
+      </w:r>
+      <w:proofErr w:type="spellEnd"/>
+      <w:r>
+        <w:t xml:space="preserve"> UI está disponible en </w:t>
       </w:r>
       <w:r>
         <w:rPr>
           <w:rStyle w:val="VerbatimChar"/>
         </w:rPr>
-        <w:t>/swagger-ui/index.html</w:t>
+        <w:t>/</w:t>
+      </w:r>
+      <w:proofErr w:type="spellStart"/>
+      <w:r>
+        <w:rPr>
+          <w:rStyle w:val="VerbatimChar"/>
+        </w:rPr>
+        <w:t>swagger-ui</w:t>
+      </w:r>
+      <w:proofErr w:type="spellEnd"/>
+      <w:r>
+        <w:rPr>
+          <w:rStyle w:val="VerbatimChar"/>
+        </w:rPr>
+        <w:t>/index.html</w:t>
       </w:r>
       <w:r>
         <w:t xml:space="preserve"> y el contrato JSON en </w:t>
@@ -2243,7 +2902,23 @@
         <w:t>/v3/api-docs</w:t>
       </w:r>
       <w:r>
-        <w:t>. El esquema incluye autenticación Bearer para probar endpoints protegidos desde la interfaz.</w:t>
+        <w:t xml:space="preserve">. El esquema incluye autenticación </w:t>
+      </w:r>
+      <w:proofErr w:type="spellStart"/>
+      <w:r>
+        <w:t>Bearer</w:t>
+      </w:r>
+      <w:proofErr w:type="spellEnd"/>
+      <w:r>
+        <w:t xml:space="preserve"> para probar </w:t>
+      </w:r>
+      <w:proofErr w:type="spellStart"/>
+      <w:r>
+        <w:t>endpoints</w:t>
+      </w:r>
+      <w:proofErr w:type="spellEnd"/>
+      <w:r>
+        <w:t xml:space="preserve"> protegidos desde la interfaz.</w:t>
       </w:r>
     </w:p>
     <w:p>
@@ -2255,7 +2930,7 @@
           <w:noProof/>
         </w:rPr>
         <w:drawing>
-          <wp:inline distT="0" distB="0" distL="0" distR="0" wp14:anchorId="7CF5CDFD" wp14:editId="7CEC7085">
+          <wp:inline distT="0" distB="0" distL="0" distR="0" wp14:anchorId="7D7D267E" wp14:editId="453A9CB8">
             <wp:extent cx="5727700" cy="3579812"/>
             <wp:effectExtent l="0" t="0" r="0" b="0"/>
             <wp:docPr id="42" name="Picture" descr="Figura 6. Swagger UI con los servicios documentados y el esquema de autorización JWT."/>
@@ -2270,7 +2945,7 @@
                     </pic:cNvPicPr>
                   </pic:nvPicPr>
                   <pic:blipFill>
-                    <a:blip r:embed="rId11"/>
+                    <a:blip r:embed="rId14"/>
                     <a:stretch>
                       <a:fillRect/>
                     </a:stretch>
@@ -2302,21 +2977,15 @@
         <w:pStyle w:val="ImageCaption"/>
       </w:pPr>
       <w:r>
-        <w:rPr>
-          <w:b/>
-          <w:bCs/>
-        </w:rPr>
-        <w:t>Figura 6.</w:t>
-      </w:r>
-      <w:r>
-        <w:t xml:space="preserve"> </w:t>
-      </w:r>
-      <w:r>
-        <w:rPr>
-          <w:i/>
-          <w:iCs/>
-        </w:rPr>
-        <w:t>Swagger UI con los servicios documentados y el esquema de autorización JWT.</w:t>
+        <w:t xml:space="preserve">Figura 9. </w:t>
+      </w:r>
+      <w:proofErr w:type="spellStart"/>
+      <w:r>
+        <w:t>Swagger</w:t>
+      </w:r>
+      <w:proofErr w:type="spellEnd"/>
+      <w:r>
+        <w:t xml:space="preserve"> UI con los servicios documentados y el esquema de autorización JWT.</w:t>
       </w:r>
     </w:p>
     <w:p>
@@ -2324,15 +2993,29 @@
         <w:pStyle w:val="FirstParagraph"/>
       </w:pPr>
       <w:r>
-        <w:t>La documentación expone 38 rutas agrupadas por controlador y permite ejecutar solicitudes con el token obtenido en el login.</w:t>
+        <w:t xml:space="preserve">La documentación expone 38 rutas agrupadas por controlador y permite ejecutar solicitudes con el token obtenido en el </w:t>
+      </w:r>
+      <w:proofErr w:type="spellStart"/>
+      <w:r>
+        <w:t>login</w:t>
+      </w:r>
+      <w:proofErr w:type="spellEnd"/>
+      <w:r>
+        <w:t>.</w:t>
+      </w:r>
+    </w:p>
+    <w:p>
+      <w:r>
+        <w:br w:type="page"/>
       </w:r>
     </w:p>
     <w:p>
       <w:pPr>
         <w:pStyle w:val="Ttulo1"/>
       </w:pPr>
-      <w:bookmarkStart w:id="8" w:name="_Toc244156956"/>
-      <w:r>
+      <w:bookmarkStart w:id="8" w:name="_Toc244162756"/>
+      <w:r>
+        <w:lastRenderedPageBreak/>
         <w:t>IX. Evidencias de pruebas</w:t>
       </w:r>
       <w:bookmarkEnd w:id="8"/>
@@ -2365,7 +3048,6 @@
         <w:tblW w:w="5000" w:type="pct"/>
         <w:tblLayout w:type="fixed"/>
         <w:tblLook w:val="0020" w:firstRow="1" w:lastRow="0" w:firstColumn="0" w:lastColumn="0" w:noHBand="0" w:noVBand="0"/>
-        <w:tblCaption w:val="Tabla 2. Resultados de las pruebas ejecutadas"/>
       </w:tblPr>
       <w:tblGrid>
         <w:gridCol w:w="3080"/>
@@ -2379,7 +3061,7 @@
         </w:trPr>
         <w:tc>
           <w:tcPr>
-            <w:tcW w:w="2640" w:type="dxa"/>
+            <w:tcW w:w="3080" w:type="dxa"/>
           </w:tcPr>
           <w:p>
             <w:pPr>
@@ -2392,7 +3074,7 @@
         </w:tc>
         <w:tc>
           <w:tcPr>
-            <w:tcW w:w="2640" w:type="dxa"/>
+            <w:tcW w:w="3081" w:type="dxa"/>
           </w:tcPr>
           <w:p>
             <w:pPr>
@@ -2405,7 +3087,7 @@
         </w:tc>
         <w:tc>
           <w:tcPr>
-            <w:tcW w:w="2640" w:type="dxa"/>
+            <w:tcW w:w="3081" w:type="dxa"/>
           </w:tcPr>
           <w:p>
             <w:pPr>
@@ -2424,8 +3106,13 @@
           </w:tcPr>
           <w:p>
             <w:r>
-              <w:t>Pruebas unitarias backend</w:t>
-            </w:r>
+              <w:t xml:space="preserve">Pruebas unitarias </w:t>
+            </w:r>
+            <w:proofErr w:type="spellStart"/>
+            <w:r>
+              <w:t>backend</w:t>
+            </w:r>
+            <w:proofErr w:type="spellEnd"/>
           </w:p>
         </w:tc>
         <w:tc>
@@ -2433,9 +3120,19 @@
             <w:tcW w:w="3081" w:type="dxa"/>
           </w:tcPr>
           <w:p>
-            <w:r>
-              <w:t>JUnit y Mockito</w:t>
-            </w:r>
+            <w:proofErr w:type="spellStart"/>
+            <w:r>
+              <w:t>JUnit</w:t>
+            </w:r>
+            <w:proofErr w:type="spellEnd"/>
+            <w:r>
+              <w:t xml:space="preserve"> y </w:t>
+            </w:r>
+            <w:proofErr w:type="spellStart"/>
+            <w:r>
+              <w:t>Mockito</w:t>
+            </w:r>
+            <w:proofErr w:type="spellEnd"/>
           </w:p>
         </w:tc>
         <w:tc>
@@ -2444,7 +3141,7 @@
           </w:tcPr>
           <w:p>
             <w:r>
-              <w:t>34 aprobadas, 0 fallos</w:t>
+              <w:t>35 aprobadas, 0 fallos</w:t>
             </w:r>
           </w:p>
         </w:tc>
@@ -2456,9 +3153,13 @@
           </w:tcPr>
           <w:p>
             <w:r>
-              <w:lastRenderedPageBreak/>
-              <w:t>Pruebas de integración backend</w:t>
-            </w:r>
+              <w:t xml:space="preserve">Pruebas de integración </w:t>
+            </w:r>
+            <w:proofErr w:type="spellStart"/>
+            <w:r>
+              <w:t>backend</w:t>
+            </w:r>
+            <w:proofErr w:type="spellEnd"/>
           </w:p>
         </w:tc>
         <w:tc>
@@ -2466,9 +3167,11 @@
             <w:tcW w:w="3081" w:type="dxa"/>
           </w:tcPr>
           <w:p>
+            <w:proofErr w:type="spellStart"/>
             <w:r>
               <w:t>MockMvc</w:t>
             </w:r>
+            <w:proofErr w:type="spellEnd"/>
           </w:p>
         </w:tc>
         <w:tc>
@@ -2489,8 +3192,13 @@
           </w:tcPr>
           <w:p>
             <w:r>
-              <w:t>Pruebas unitarias frontend</w:t>
-            </w:r>
+              <w:t xml:space="preserve">Pruebas unitarias </w:t>
+            </w:r>
+            <w:proofErr w:type="spellStart"/>
+            <w:r>
+              <w:t>frontend</w:t>
+            </w:r>
+            <w:proofErr w:type="spellEnd"/>
           </w:p>
         </w:tc>
         <w:tc>
@@ -2498,9 +3206,11 @@
             <w:tcW w:w="3081" w:type="dxa"/>
           </w:tcPr>
           <w:p>
+            <w:proofErr w:type="spellStart"/>
             <w:r>
               <w:t>Vitest</w:t>
             </w:r>
+            <w:proofErr w:type="spellEnd"/>
           </w:p>
         </w:tc>
         <w:tc>
@@ -2509,7 +3219,7 @@
           </w:tcPr>
           <w:p>
             <w:r>
-              <w:t>94 aprobadas en 20 archivos</w:t>
+              <w:t>97 aprobadas en 20 archivos</w:t>
             </w:r>
           </w:p>
         </w:tc>
@@ -2521,8 +3231,13 @@
           </w:tcPr>
           <w:p>
             <w:r>
-              <w:t>Compilación frontend</w:t>
-            </w:r>
+              <w:t xml:space="preserve">Compilación </w:t>
+            </w:r>
+            <w:proofErr w:type="spellStart"/>
+            <w:r>
+              <w:t>frontend</w:t>
+            </w:r>
+            <w:proofErr w:type="spellEnd"/>
           </w:p>
         </w:tc>
         <w:tc>
@@ -2562,9 +3277,11 @@
             <w:tcW w:w="3081" w:type="dxa"/>
           </w:tcPr>
           <w:p>
+            <w:proofErr w:type="spellStart"/>
             <w:r>
               <w:t>Playwright</w:t>
             </w:r>
+            <w:proofErr w:type="spellEnd"/>
           </w:p>
         </w:tc>
         <w:tc>
@@ -2585,7 +3302,7 @@
           </w:tcPr>
           <w:p>
             <w:r>
-              <w:t>Cobertura</w:t>
+              <w:t>Accesibilidad</w:t>
             </w:r>
           </w:p>
         </w:tc>
@@ -2594,9 +3311,11 @@
             <w:tcW w:w="3081" w:type="dxa"/>
           </w:tcPr>
           <w:p>
-            <w:r>
-              <w:t>JaCoCo y Vitest</w:t>
-            </w:r>
+            <w:proofErr w:type="spellStart"/>
+            <w:r>
+              <w:t>axe-core</w:t>
+            </w:r>
+            <w:proofErr w:type="spellEnd"/>
           </w:p>
         </w:tc>
         <w:tc>
@@ -2605,38 +3324,6 @@
           </w:tcPr>
           <w:p>
             <w:r>
-              <w:t>42,18 % líneas backend; 69,48 % líneas frontend</w:t>
-            </w:r>
-          </w:p>
-        </w:tc>
-      </w:tr>
-      <w:tr>
-        <w:tc>
-          <w:tcPr>
-            <w:tcW w:w="3080" w:type="dxa"/>
-          </w:tcPr>
-          <w:p>
-            <w:r>
-              <w:t>Accesibilidad</w:t>
-            </w:r>
-          </w:p>
-        </w:tc>
-        <w:tc>
-          <w:tcPr>
-            <w:tcW w:w="3081" w:type="dxa"/>
-          </w:tcPr>
-          <w:p>
-            <w:r>
-              <w:t>axe-core</w:t>
-            </w:r>
-          </w:p>
-        </w:tc>
-        <w:tc>
-          <w:tcPr>
-            <w:tcW w:w="3081" w:type="dxa"/>
-          </w:tcPr>
-          <w:p>
-            <w:r>
               <w:t>0 violaciones graves en 4 pantallas</w:t>
             </w:r>
           </w:p>
@@ -2653,7 +3340,7 @@
         </w:rPr>
         <w:lastRenderedPageBreak/>
         <w:drawing>
-          <wp:inline distT="0" distB="0" distL="0" distR="0" wp14:anchorId="15A5AA36" wp14:editId="0F7F91E4">
+          <wp:inline distT="0" distB="0" distL="0" distR="0" wp14:anchorId="749B1CE0" wp14:editId="7DAFBC00">
             <wp:extent cx="5727700" cy="5711789"/>
             <wp:effectExtent l="0" t="0" r="0" b="0"/>
             <wp:docPr id="46" name="Picture" descr="Figura 7. Operaciones CRUD del módulo de productos."/>
@@ -2668,7 +3355,7 @@
                     </pic:cNvPicPr>
                   </pic:nvPicPr>
                   <pic:blipFill>
-                    <a:blip r:embed="rId12"/>
+                    <a:blip r:embed="rId15"/>
                     <a:stretch>
                       <a:fillRect/>
                     </a:stretch>
@@ -2700,21 +3387,7 @@
         <w:pStyle w:val="ImageCaption"/>
       </w:pPr>
       <w:r>
-        <w:rPr>
-          <w:b/>
-          <w:bCs/>
-        </w:rPr>
-        <w:t>Figura 7.</w:t>
-      </w:r>
-      <w:r>
-        <w:t xml:space="preserve"> </w:t>
-      </w:r>
-      <w:r>
-        <w:rPr>
-          <w:i/>
-          <w:iCs/>
-        </w:rPr>
-        <w:t>Operaciones CRUD del módulo de productos.</w:t>
+        <w:t>Figura 10. Operaciones CRUD del módulo de productos.</w:t>
       </w:r>
     </w:p>
     <w:p>
@@ -2727,7 +3400,7 @@
         </w:rPr>
         <w:lastRenderedPageBreak/>
         <w:drawing>
-          <wp:inline distT="0" distB="0" distL="0" distR="0" wp14:anchorId="2C0C9B1E" wp14:editId="7AA785B7">
+          <wp:inline distT="0" distB="0" distL="0" distR="0" wp14:anchorId="59CC4B4D" wp14:editId="0D71BA31">
             <wp:extent cx="5727700" cy="3579812"/>
             <wp:effectExtent l="0" t="0" r="0" b="0"/>
             <wp:docPr id="49" name="Picture" descr="Figura 8. Cierre de sesión y retorno al login."/>
@@ -2742,7 +3415,7 @@
                     </pic:cNvPicPr>
                   </pic:nvPicPr>
                   <pic:blipFill>
-                    <a:blip r:embed="rId13"/>
+                    <a:blip r:embed="rId16"/>
                     <a:stretch>
                       <a:fillRect/>
                     </a:stretch>
@@ -2774,21 +3447,15 @@
         <w:pStyle w:val="ImageCaption"/>
       </w:pPr>
       <w:r>
-        <w:rPr>
-          <w:b/>
-          <w:bCs/>
-        </w:rPr>
-        <w:t>Figura 8.</w:t>
-      </w:r>
-      <w:r>
-        <w:t xml:space="preserve"> </w:t>
-      </w:r>
-      <w:r>
-        <w:rPr>
-          <w:i/>
-          <w:iCs/>
-        </w:rPr>
-        <w:t>Cierre de sesión y retorno al login.</w:t>
+        <w:t xml:space="preserve">Figura 11. Cierre de sesión y retorno al </w:t>
+      </w:r>
+      <w:proofErr w:type="spellStart"/>
+      <w:r>
+        <w:t>login</w:t>
+      </w:r>
+      <w:proofErr w:type="spellEnd"/>
+      <w:r>
+        <w:t>.</w:t>
       </w:r>
     </w:p>
     <w:p>
@@ -2796,7 +3463,23 @@
         <w:pStyle w:val="FirstParagraph"/>
       </w:pPr>
       <w:r>
-        <w:t>Las capturas se generaron sobre la aplicación en ejecución con backend, frontend y base de datos reales.</w:t>
+        <w:t xml:space="preserve">Las capturas se generaron sobre la aplicación en ejecución con </w:t>
+      </w:r>
+      <w:proofErr w:type="spellStart"/>
+      <w:r>
+        <w:t>backend</w:t>
+      </w:r>
+      <w:proofErr w:type="spellEnd"/>
+      <w:r>
+        <w:t xml:space="preserve">, </w:t>
+      </w:r>
+      <w:proofErr w:type="spellStart"/>
+      <w:r>
+        <w:t>frontend</w:t>
+      </w:r>
+      <w:proofErr w:type="spellEnd"/>
+      <w:r>
+        <w:t xml:space="preserve"> y base de datos reales.</w:t>
       </w:r>
     </w:p>
     <w:p>
@@ -2804,10 +3487,7 @@
         <w:jc w:val="center"/>
       </w:pPr>
       <w:r>
-        <w:rPr>
-          <w:b/>
-        </w:rPr>
-        <w:t>Figura 9. Rechazo de datos inválidos por sanitización en formularios.</w:t>
+        <w:t>Figura 12. Rechazo de datos inválidos por sanitización en formularios.</w:t>
       </w:r>
     </w:p>
     <w:p>
@@ -2820,7 +3500,7 @@
         </w:rPr>
         <w:lastRenderedPageBreak/>
         <w:drawing>
-          <wp:inline distT="0" distB="0" distL="0" distR="0" wp14:anchorId="07C1CA0D" wp14:editId="3070FEE9">
+          <wp:inline distT="0" distB="0" distL="0" distR="0" wp14:anchorId="5F00AEE2" wp14:editId="38420013">
             <wp:extent cx="5029200" cy="5052774"/>
             <wp:effectExtent l="0" t="0" r="0" b="0"/>
             <wp:docPr id="52" name="Picture 52"/>
@@ -2835,7 +3515,7 @@
                     <pic:cNvPicPr/>
                   </pic:nvPicPr>
                   <pic:blipFill>
-                    <a:blip r:embed="rId14"/>
+                    <a:blip r:embed="rId17"/>
                     <a:stretch>
                       <a:fillRect/>
                     </a:stretch>
@@ -2861,10 +3541,7 @@
         <w:jc w:val="center"/>
       </w:pPr>
       <w:r>
-        <w:rPr>
-          <w:b/>
-        </w:rPr>
-        <w:t>Figura 10. Operación integrada de almacén con guía validada.</w:t>
+        <w:t>Figura 13. Operación integrada de almacén con guía validada.</w:t>
       </w:r>
     </w:p>
     <w:p>
@@ -2877,7 +3554,7 @@
         </w:rPr>
         <w:lastRenderedPageBreak/>
         <w:drawing>
-          <wp:inline distT="0" distB="0" distL="0" distR="0" wp14:anchorId="79EFEE3B" wp14:editId="0493597B">
+          <wp:inline distT="0" distB="0" distL="0" distR="0" wp14:anchorId="5709A8ED" wp14:editId="28A265A4">
             <wp:extent cx="5029200" cy="5673566"/>
             <wp:effectExtent l="0" t="0" r="0" b="0"/>
             <wp:docPr id="53" name="Picture 53"/>
@@ -2892,7 +3569,7 @@
                     <pic:cNvPicPr/>
                   </pic:nvPicPr>
                   <pic:blipFill>
-                    <a:blip r:embed="rId15"/>
+                    <a:blip r:embed="rId18"/>
                     <a:stretch>
                       <a:fillRect/>
                     </a:stretch>
@@ -2918,10 +3595,7 @@
         <w:jc w:val="center"/>
       </w:pPr>
       <w:r>
-        <w:rPr>
-          <w:b/>
-        </w:rPr>
-        <w:t>Figura 11. Análisis de accesibilidad sin violaciones graves.</w:t>
+        <w:t>Figura 14. Análisis de accesibilidad sin violaciones graves.</w:t>
       </w:r>
     </w:p>
     <w:p>
@@ -2934,7 +3608,7 @@
         </w:rPr>
         <w:lastRenderedPageBreak/>
         <w:drawing>
-          <wp:inline distT="0" distB="0" distL="0" distR="0" wp14:anchorId="23DC6388" wp14:editId="58E31373">
+          <wp:inline distT="0" distB="0" distL="0" distR="0" wp14:anchorId="7921FA60" wp14:editId="278F1EC0">
             <wp:extent cx="5029200" cy="13559195"/>
             <wp:effectExtent l="0" t="0" r="0" b="0"/>
             <wp:docPr id="54" name="Picture 54"/>
@@ -2949,7 +3623,7 @@
                     <pic:cNvPicPr/>
                   </pic:nvPicPr>
                   <pic:blipFill>
-                    <a:blip r:embed="rId16"/>
+                    <a:blip r:embed="rId19"/>
                     <a:stretch>
                       <a:fillRect/>
                     </a:stretch>
@@ -2971,10 +3645,16 @@
       </w:r>
     </w:p>
     <w:p>
+      <w:r>
+        <w:lastRenderedPageBreak/>
+        <w:br w:type="page"/>
+      </w:r>
+    </w:p>
+    <w:p>
       <w:pPr>
         <w:pStyle w:val="Ttulo1"/>
       </w:pPr>
-      <w:bookmarkStart w:id="9" w:name="_Toc244156957"/>
+      <w:bookmarkStart w:id="9" w:name="_Toc244162757"/>
       <w:r>
         <w:lastRenderedPageBreak/>
         <w:t>X. Conclusiones</w:t>
@@ -2990,7 +3670,15 @@
         </w:numPr>
       </w:pPr>
       <w:r>
-        <w:t>La autenticación con JWT y la política stateless permiten proteger los servicios sin mantener estado en el servidor.</w:t>
+        <w:t xml:space="preserve">La autenticación con JWT y la política </w:t>
+      </w:r>
+      <w:proofErr w:type="spellStart"/>
+      <w:r>
+        <w:t>stateless</w:t>
+      </w:r>
+      <w:proofErr w:type="spellEnd"/>
+      <w:r>
+        <w:t xml:space="preserve"> permiten proteger los servicios sin mantener estado en el servidor.</w:t>
       </w:r>
     </w:p>
     <w:p>
@@ -3002,7 +3690,23 @@
         </w:numPr>
       </w:pPr>
       <w:r>
-        <w:t>Los guards de Angular y el interceptor HTTP complementan la seguridad del backend y evitan el acceso a rutas sin sesión válida.</w:t>
+        <w:t xml:space="preserve">Los </w:t>
+      </w:r>
+      <w:proofErr w:type="spellStart"/>
+      <w:r>
+        <w:t>guards</w:t>
+      </w:r>
+      <w:proofErr w:type="spellEnd"/>
+      <w:r>
+        <w:t xml:space="preserve"> de Angular y el interceptor HTTP complementan la seguridad del </w:t>
+      </w:r>
+      <w:proofErr w:type="spellStart"/>
+      <w:r>
+        <w:t>backend</w:t>
+      </w:r>
+      <w:proofErr w:type="spellEnd"/>
+      <w:r>
+        <w:t xml:space="preserve"> y evitan el acceso a rutas sin sesión válida.</w:t>
       </w:r>
     </w:p>
     <w:p>
@@ -3016,12 +3720,14 @@
       <w:r>
         <w:t xml:space="preserve">La paginación del lado del servidor con </w:t>
       </w:r>
+      <w:proofErr w:type="spellStart"/>
       <w:r>
         <w:rPr>
           <w:rStyle w:val="VerbatimChar"/>
         </w:rPr>
         <w:t>MatPaginator</w:t>
       </w:r>
+      <w:proofErr w:type="spellEnd"/>
       <w:r>
         <w:t xml:space="preserve"> mejora el rendimiento y la experiencia de consulta en el historial de movimientos.</w:t>
       </w:r>
@@ -3035,7 +3741,31 @@
         </w:numPr>
       </w:pPr>
       <w:r>
-        <w:t>La incorporación de Swagger/OpenAPI facilita la verificación de contratos y reduce el tiempo de integración con el frontend.</w:t>
+        <w:t xml:space="preserve">La incorporación de </w:t>
+      </w:r>
+      <w:proofErr w:type="spellStart"/>
+      <w:r>
+        <w:t>Swagger</w:t>
+      </w:r>
+      <w:proofErr w:type="spellEnd"/>
+      <w:r>
+        <w:t>/</w:t>
+      </w:r>
+      <w:proofErr w:type="spellStart"/>
+      <w:r>
+        <w:t>OpenAPI</w:t>
+      </w:r>
+      <w:proofErr w:type="spellEnd"/>
+      <w:r>
+        <w:t xml:space="preserve"> facilita la verificación de contratos y reduce el tiempo de integración con el </w:t>
+      </w:r>
+      <w:proofErr w:type="spellStart"/>
+      <w:r>
+        <w:t>frontend</w:t>
+      </w:r>
+      <w:proofErr w:type="spellEnd"/>
+      <w:r>
+        <w:t>.</w:t>
       </w:r>
     </w:p>
     <w:p>
@@ -3047,7 +3777,23 @@
         </w:numPr>
       </w:pPr>
       <w:r>
-        <w:t>La ejecución conjunta de 41 pruebas backend y 94 frontend, junto con 27 casos E2E y sus capturas, evidencia una integración estable del sistema.</w:t>
+        <w:t xml:space="preserve">La ejecución conjunta de 42 pruebas </w:t>
+      </w:r>
+      <w:proofErr w:type="spellStart"/>
+      <w:r>
+        <w:t>backend</w:t>
+      </w:r>
+      <w:proofErr w:type="spellEnd"/>
+      <w:r>
+        <w:t xml:space="preserve"> y 97 </w:t>
+      </w:r>
+      <w:proofErr w:type="spellStart"/>
+      <w:r>
+        <w:t>frontend</w:t>
+      </w:r>
+      <w:proofErr w:type="spellEnd"/>
+      <w:r>
+        <w:t>, junto con 27 casos E2E y sus capturas, evidencia una integración estable del sistema.</w:t>
       </w:r>
     </w:p>
     <w:p>
@@ -3056,15 +3802,21 @@
       </w:r>
     </w:p>
     <w:p>
+      <w:r>
+        <w:br w:type="page"/>
+      </w:r>
+    </w:p>
+    <w:p>
       <w:pPr>
         <w:pStyle w:val="Ttulo1"/>
       </w:pPr>
       <w:bookmarkStart w:id="10" w:name="_referencias"/>
-      <w:bookmarkStart w:id="11" w:name="_Toc244156958"/>
+      <w:bookmarkStart w:id="11" w:name="_Toc244162758"/>
       <w:r>
         <w:rPr>
           <w:color w:val="000000"/>
         </w:rPr>
+        <w:lastRenderedPageBreak/>
         <w:t>Referencias</w:t>
       </w:r>
       <w:bookmarkEnd w:id="10"/>
@@ -3083,8 +3835,17 @@
           <w:i/>
           <w:iCs/>
         </w:rPr>
-        <w:t>Angular documentation</w:t>
-      </w:r>
+        <w:t xml:space="preserve">Angular </w:t>
+      </w:r>
+      <w:proofErr w:type="spellStart"/>
+      <w:r>
+        <w:rPr>
+          <w:i/>
+          <w:iCs/>
+        </w:rPr>
+        <w:t>documentation</w:t>
+      </w:r>
+      <w:proofErr w:type="spellEnd"/>
       <w:r>
         <w:t>. https://angular.dev</w:t>
       </w:r>
@@ -3093,18 +3854,46 @@
       <w:pPr>
         <w:pStyle w:val="Textoindependiente"/>
         <w:ind w:left="720" w:hanging="720"/>
-      </w:pPr>
-      <w:r>
-        <w:t xml:space="preserve">OpenAPI Initiative. (2021). </w:t>
-      </w:r>
+        <w:rPr>
+          <w:lang w:val="en-US"/>
+        </w:rPr>
+      </w:pPr>
+      <w:proofErr w:type="spellStart"/>
+      <w:r>
+        <w:rPr>
+          <w:lang w:val="en-US"/>
+        </w:rPr>
+        <w:t>OpenAPI</w:t>
+      </w:r>
+      <w:proofErr w:type="spellEnd"/>
+      <w:r>
+        <w:rPr>
+          <w:lang w:val="en-US"/>
+        </w:rPr>
+        <w:t xml:space="preserve"> Initiative. (2021). </w:t>
+      </w:r>
+      <w:proofErr w:type="spellStart"/>
       <w:r>
         <w:rPr>
           <w:i/>
           <w:iCs/>
-        </w:rPr>
-        <w:t>OpenAPI Specification v3.1.0</w:t>
-      </w:r>
-      <w:r>
+          <w:lang w:val="en-US"/>
+        </w:rPr>
+        <w:t>OpenAPI</w:t>
+      </w:r>
+      <w:proofErr w:type="spellEnd"/>
+      <w:r>
+        <w:rPr>
+          <w:i/>
+          <w:iCs/>
+          <w:lang w:val="en-US"/>
+        </w:rPr>
+        <w:t xml:space="preserve"> Specification v3.1.0</w:t>
+      </w:r>
+      <w:r>
+        <w:rPr>
+          <w:lang w:val="en-US"/>
+        </w:rPr>
         <w:t>. https://spec.openapis.org/oas/v3.1.0</w:t>
       </w:r>
     </w:p>
@@ -3112,18 +3901,28 @@
       <w:pPr>
         <w:pStyle w:val="Textoindependiente"/>
         <w:ind w:left="720" w:hanging="720"/>
-      </w:pPr>
-      <w:r>
+        <w:rPr>
+          <w:lang w:val="en-US"/>
+        </w:rPr>
+      </w:pPr>
+      <w:r>
+        <w:rPr>
+          <w:lang w:val="en-US"/>
+        </w:rPr>
         <w:t xml:space="preserve">Spring. (2026). </w:t>
       </w:r>
       <w:r>
         <w:rPr>
           <w:i/>
           <w:iCs/>
+          <w:lang w:val="en-US"/>
         </w:rPr>
         <w:t>Spring Boot reference documentation</w:t>
       </w:r>
       <w:r>
+        <w:rPr>
+          <w:lang w:val="en-US"/>
+        </w:rPr>
         <w:t>. https://docs.spring.io/spring-boot/</w:t>
       </w:r>
     </w:p>
@@ -3131,18 +3930,46 @@
       <w:pPr>
         <w:pStyle w:val="Textoindependiente"/>
         <w:ind w:left="720" w:hanging="720"/>
-      </w:pPr>
-      <w:r>
-        <w:t xml:space="preserve">Springdoc. (2026). </w:t>
-      </w:r>
+        <w:rPr>
+          <w:lang w:val="en-US"/>
+        </w:rPr>
+      </w:pPr>
+      <w:proofErr w:type="spellStart"/>
+      <w:r>
+        <w:rPr>
+          <w:lang w:val="en-US"/>
+        </w:rPr>
+        <w:t>Springdoc</w:t>
+      </w:r>
+      <w:proofErr w:type="spellEnd"/>
+      <w:r>
+        <w:rPr>
+          <w:lang w:val="en-US"/>
+        </w:rPr>
+        <w:t xml:space="preserve">. (2026). </w:t>
+      </w:r>
+      <w:proofErr w:type="spellStart"/>
       <w:r>
         <w:rPr>
           <w:i/>
           <w:iCs/>
-        </w:rPr>
-        <w:t>springdoc-openapi documentation</w:t>
-      </w:r>
-      <w:r>
+          <w:lang w:val="en-US"/>
+        </w:rPr>
+        <w:t>springdoc-openapi</w:t>
+      </w:r>
+      <w:proofErr w:type="spellEnd"/>
+      <w:r>
+        <w:rPr>
+          <w:i/>
+          <w:iCs/>
+          <w:lang w:val="en-US"/>
+        </w:rPr>
+        <w:t xml:space="preserve"> documentation</w:t>
+      </w:r>
+      <w:r>
+        <w:rPr>
+          <w:lang w:val="en-US"/>
+        </w:rPr>
         <w:t>. https://springdoc.org</w:t>
       </w:r>
     </w:p>
@@ -3150,23 +3977,33 @@
       <w:pPr>
         <w:pStyle w:val="Textoindependiente"/>
         <w:ind w:left="720" w:hanging="720"/>
-      </w:pPr>
-      <w:r>
+        <w:rPr>
+          <w:lang w:val="en-US"/>
+        </w:rPr>
+      </w:pPr>
+      <w:r>
+        <w:rPr>
+          <w:lang w:val="en-US"/>
+        </w:rPr>
         <w:t xml:space="preserve">OWASP Foundation. (2021). </w:t>
       </w:r>
       <w:r>
         <w:rPr>
           <w:i/>
           <w:iCs/>
+          <w:lang w:val="en-US"/>
         </w:rPr>
         <w:t>OWASP Top 10:2021</w:t>
       </w:r>
       <w:r>
+        <w:rPr>
+          <w:lang w:val="en-US"/>
+        </w:rPr>
         <w:t>. https://owasp.org/Top10/</w:t>
       </w:r>
     </w:p>
     <w:sectPr>
-      <w:headerReference w:type="default" r:id="rId17"/>
+      <w:headerReference w:type="default" r:id="rId20"/>
       <w:footnotePr>
         <w:numRestart w:val="eachSect"/>
       </w:footnotePr>
